--- a/hin/docx/045.content.docx
+++ b/hin/docx/045.content.docx
@@ -1186,7 +1186,19 @@
         <w:rPr>
           <w:lang w:val="hi_IN" w:bidi="hi_IN"/>
         </w:rPr>
-        <w:t xml:space="preserve"> में यह शब्द भौतिक धन या सम्पत्ति को दर्शाता है। धन का कोई नकारात्मक मूल्य नहीं है। लूका 16:11 इसे स्पष्ट करता है। यह कहता है: "</w:t>
+        <w:t xml:space="preserve"> में यह शब्द भौतिक धन या सम्पत्ति को दर्शाता है। धन का कोई नकारात्मक मूल्य नहीं है। </w:t>
+      </w:r>
+      <w:r>
+        <w:rPr>
+          <w:lang w:val="hi_IN" w:bidi="hi_IN"/>
+        </w:rPr>
+        <w:t>लूका 16:11</w:t>
+      </w:r>
+      <w:r>
+        <w:rPr>
+          <w:lang w:val="hi_IN" w:bidi="hi_IN"/>
+        </w:rPr>
+        <w:t xml:space="preserve"> इसे स्पष्ट करता है। यह कहता है: "</w:t>
       </w:r>
       <w:r>
         <w:rPr>
